--- a/submission/02_credential_handling_no_plaintext.docx
+++ b/submission/02_credential_handling_no_plaintext.docx
@@ -9,7 +9,7 @@
           <w:color w:val="122F57"/>
           <w:sz w:val="36"/>
         </w:rPr>
-        <w:t>Mal Account Service Platform</w:t>
+        <w:t>Bank Account Service Platform</w:t>
       </w:r>
     </w:p>
     <w:p>
@@ -28,7 +28,7 @@
     </w:p>
     <w:p>
       <w:r>
-        <w:t>Context: Mal is treated as an early-stage bank. The design favours fast, boring delivery paths with reliability controls that protect customer trust, account-read availability, and operational speed.</w:t>
+        <w:t>Context: an anonymized bank is treated as an early-stage bank. The design favours fast, boring delivery paths with reliability controls that protect customer trust, account-read availability, and operational speed.</w:t>
       </w:r>
     </w:p>
     <w:p>
@@ -110,7 +110,7 @@
           </w:tcPr>
           <w:p>
             <w:r>
-              <w:t>k8s/helm/mal-account-service/templates/externalsecret.yaml</w:t>
+              <w:t>k8s/helm/bank-account-service/templates/externalsecret.yaml</w:t>
             </w:r>
           </w:p>
         </w:tc>
@@ -132,7 +132,7 @@
           </w:tcPr>
           <w:p>
             <w:r>
-              <w:t>k8s/helm/mal-account-service/templates/serviceaccount.yaml</w:t>
+              <w:t>k8s/helm/bank-account-service/templates/serviceaccount.yaml</w:t>
             </w:r>
           </w:p>
         </w:tc>
@@ -299,7 +299,7 @@
         <w:pStyle w:val="CodeBlock"/>
       </w:pPr>
       <w:r>
-        <w:t>MAL_POSTGRES_OWNER_PASSWORD=</w:t>
+        <w:t>BANK_POSTGRES_OWNER_PASSWORD=</w:t>
       </w:r>
     </w:p>
     <w:p>
@@ -307,7 +307,7 @@
         <w:pStyle w:val="CodeBlock"/>
       </w:pPr>
       <w:r>
-        <w:t>MAL_ACCOUNT_APP_PASSWORD=</w:t>
+        <w:t>BANK_ACCOUNT_APP_PASSWORD=</w:t>
       </w:r>
     </w:p>
     <w:p>
@@ -315,7 +315,7 @@
         <w:pStyle w:val="CodeBlock"/>
       </w:pPr>
       <w:r>
-        <w:t>MAL_GRAFANA_ADMIN_PASSWORD=</w:t>
+        <w:t>BANK_GRAFANA_ADMIN_PASSWORD=</w:t>
       </w:r>
     </w:p>
     <w:p>
@@ -363,7 +363,7 @@
         <w:pStyle w:val="CodeBlock"/>
       </w:pPr>
       <w:r>
-        <w:t xml:space="preserve">      POSTGRES_DB: mal_accounts</w:t>
+        <w:t xml:space="preserve">      POSTGRES_DB: bank_accounts</w:t>
       </w:r>
     </w:p>
     <w:p>
@@ -371,7 +371,7 @@
         <w:pStyle w:val="CodeBlock"/>
       </w:pPr>
       <w:r>
-        <w:t xml:space="preserve">      POSTGRES_USER: mal_owner</w:t>
+        <w:t xml:space="preserve">      POSTGRES_USER: bank_owner</w:t>
       </w:r>
     </w:p>
     <w:p>
@@ -379,7 +379,7 @@
         <w:pStyle w:val="CodeBlock"/>
       </w:pPr>
       <w:r>
-        <w:t xml:space="preserve">      POSTGRES_PASSWORD: ${MAL_POSTGRES_OWNER_PASSWORD:?set MAL_POSTGRES_OWNER_PASSWORD in your shell or local .env}</w:t>
+        <w:t xml:space="preserve">      POSTGRES_PASSWORD: ${BANK_POSTGRES_OWNER_PASSWORD:?set BANK_POSTGRES_OWNER_PASSWORD in your shell or local .env}</w:t>
       </w:r>
     </w:p>
     <w:p>
@@ -387,7 +387,7 @@
         <w:pStyle w:val="CodeBlock"/>
       </w:pPr>
       <w:r>
-        <w:t xml:space="preserve">      MAL_ACCOUNT_APP_PASSWORD: ${MAL_ACCOUNT_APP_PASSWORD:?set MAL_ACCOUNT_APP_PASSWORD in your shell or local .env}</w:t>
+        <w:t xml:space="preserve">      BANK_ACCOUNT_APP_PASSWORD: ${BANK_ACCOUNT_APP_PASSWORD:?set BANK_ACCOUNT_APP_PASSWORD in your shell or local .env}</w:t>
       </w:r>
     </w:p>
     <w:p>
@@ -443,7 +443,7 @@
         <w:pStyle w:val="CodeBlock"/>
       </w:pPr>
       <w:r>
-        <w:t xml:space="preserve">      test: ["CMD-SHELL", "pg_isready -U mal_owner -d mal_accounts"]</w:t>
+        <w:t xml:space="preserve">      test: ["CMD-SHELL", "pg_isready -U bank_owner -d bank_accounts"]</w:t>
       </w:r>
     </w:p>
     <w:p>
@@ -699,7 +699,7 @@
         <w:pStyle w:val="CodeBlock"/>
       </w:pPr>
       <w:r>
-        <w:t xml:space="preserve">      GF_SECURITY_ADMIN_PASSWORD: ${MAL_GRAFANA_ADMIN_PASSWORD:?set MAL_GRAFANA_ADMIN_PASSWORD in your shell or local .env}</w:t>
+        <w:t xml:space="preserve">      GF_SECURITY_ADMIN_PASSWORD: ${BANK_GRAFANA_ADMIN_PASSWORD:?set BANK_GRAFANA_ADMIN_PASSWORD in your shell or local .env}</w:t>
       </w:r>
     </w:p>
     <w:p>
@@ -859,7 +859,7 @@
         <w:pStyle w:val="Heading3"/>
       </w:pPr>
       <w:r>
-        <w:t>k8s/helm/mal-account-service/templates/externalsecret.yaml</w:t>
+        <w:t>k8s/helm/bank-account-service/templates/externalsecret.yaml</w:t>
       </w:r>
     </w:p>
     <w:p>
@@ -915,7 +915,7 @@
         <w:pStyle w:val="CodeBlock"/>
       </w:pPr>
       <w:r>
-        <w:t xml:space="preserve">    app.kubernetes.io/name: mal-account-service</w:t>
+        <w:t xml:space="preserve">    app.kubernetes.io/name: bank-account-service</w:t>
       </w:r>
     </w:p>
     <w:p>
@@ -1043,7 +1043,7 @@
         <w:pStyle w:val="Heading3"/>
       </w:pPr>
       <w:r>
-        <w:t>k8s/helm/mal-account-service/templates/serviceaccount.yaml</w:t>
+        <w:t>k8s/helm/bank-account-service/templates/serviceaccount.yaml</w:t>
       </w:r>
     </w:p>
     <w:p>
@@ -1099,7 +1099,7 @@
         <w:pStyle w:val="CodeBlock"/>
       </w:pPr>
       <w:r>
-        <w:t xml:space="preserve">    app.kubernetes.io/name: mal-account-service</w:t>
+        <w:t xml:space="preserve">    app.kubernetes.io/name: bank-account-service</w:t>
       </w:r>
     </w:p>
     <w:p>
@@ -1131,6 +1131,14 @@
         <w:pStyle w:val="CodeBlock"/>
       </w:pPr>
       <w:r>
+        <w:t xml:space="preserve">    # Production uses workload identity instead of static AWS keys in pods.</w:t>
+      </w:r>
+    </w:p>
+    <w:p>
+      <w:pPr>
+        <w:pStyle w:val="CodeBlock"/>
+      </w:pPr>
+      <w:r>
         <w:t xml:space="preserve">    eks.amazonaws.com/role-arn: {{ .Values.aws.irsaRoleArn | quote }}</w:t>
       </w:r>
     </w:p>
@@ -1795,7 +1803,7 @@
         <w:pStyle w:val="CodeBlock"/>
       </w:pPr>
       <w:r>
-        <w:t>The application connects as `mal_account_app`, not as the database owner.</w:t>
+        <w:t>The application connects as `bank_account_app`, not as the database owner.</w:t>
       </w:r>
     </w:p>
     <w:p>
@@ -1827,7 +1835,7 @@
         <w:pStyle w:val="CodeBlock"/>
       </w:pPr>
       <w:r>
-        <w:t>- connect to `mal_accounts`</w:t>
+        <w:t>- connect to `bank_accounts`</w:t>
       </w:r>
     </w:p>
     <w:p>
@@ -2019,7 +2027,7 @@
         <w:pStyle w:val="CodeBlock"/>
       </w:pPr>
       <w:r>
-        <w:t>1. Set `MAL_POSTGRES_OWNER_PASSWORD`, `MAL_ACCOUNT_APP_PASSWORD`, and `MAL_GRAFANA_ADMIN_PASSWORD` in the shell or local `.env`.</w:t>
+        <w:t>1. Set `BANK_POSTGRES_OWNER_PASSWORD`, `BANK_ACCOUNT_APP_PASSWORD`, and `BANK_GRAFANA_ADMIN_PASSWORD` in the shell or local `.env`.</w:t>
       </w:r>
     </w:p>
     <w:p>
@@ -2123,7 +2131,7 @@
         <w:pStyle w:val="CodeBlock"/>
       </w:pPr>
       <w:r>
-        <w:t>Terraform also enables RDS IAM database authentication and scopes `rds-db:connect` to the `mal_account_app` database user. In a production rollout I would choose one operational path per workload: either Secrets Manager-managed credentials, or IAM database authentication with short-lived tokens and client support in the application.</w:t>
+        <w:t>Terraform also enables RDS IAM database authentication and scopes `rds-db:connect` to the `bank_account_app` database user. In a production rollout I would choose one operational path per workload: either Secrets Manager-managed credentials, or IAM database authentication with short-lived tokens and client support in the application.</w:t>
       </w:r>
     </w:p>
     <w:p>
